--- a/学习平台问题整理10.12.docx
+++ b/学习平台问题整理10.12.docx
@@ -612,24 +612,13 @@
       <w:r>
         <w:rPr>
           <w:rFonts w:hint="eastAsia"/>
-          <w:color w:val="FF0000"/>
+          <w:color w:val="0000FF"/>
           <w:sz w:val="28"/>
           <w:szCs w:val="32"/>
           <w:highlight w:val="none"/>
           <w:lang w:val="en-US" w:eastAsia="zh-CN"/>
         </w:rPr>
-        <w:t>学生参加完考试后，此场考试不应该再显示“进入考试”，应该根据是否允许重交显示“重考”，“已完成”（在不选择考试结束时间时学生参加完此场考试时还会显示“进入考试”），</w:t>
-      </w:r>
-      <w:r>
-        <w:rPr>
-          <w:rFonts w:hint="eastAsia"/>
-          <w:color w:val="0000FF"/>
-          <w:sz w:val="28"/>
-          <w:szCs w:val="32"/>
-          <w:highlight w:val="none"/>
-          <w:lang w:val="en-US" w:eastAsia="zh-CN"/>
-        </w:rPr>
-        <w:t>并且学生考完后应该要能够看到自己的考试记录，就算教师结束考试那学生也要能够看到才对，现在如果教师结束考试后已考完的学生就完全看不到此场考试的任何内容了。</w:t>
+        <w:t>学生参加完考试后，此场考试不应该再显示“进入考试”，应该根据是否允许重交显示“重考”，“已完成”（在不选择考试结束时间时学生参加完此场考试时还会显示“进入考试”），并且学生考完后应该要能够看到自己的考试记录，就算教师结束考试那学生也要能够看到才对，现在如果教师结束考试后已考完的学生就完全看不到此场考试的任何内容了。</w:t>
       </w:r>
     </w:p>
     <w:p>
@@ -1231,27 +1220,7 @@
           <w:szCs w:val="32"/>
           <w:lang w:val="en-US" w:eastAsia="zh-CN"/>
         </w:rPr>
-        <w:t>教师需要能够看到每个学生的作业/</w:t>
-      </w:r>
-      <w:r>
-        <w:rPr>
-          <w:rFonts w:hint="eastAsia"/>
-          <w:color w:val="C00000"/>
-          <w:sz w:val="28"/>
-          <w:szCs w:val="32"/>
-          <w:lang w:val="en-US" w:eastAsia="zh-CN"/>
-        </w:rPr>
-        <w:t>考试</w:t>
-      </w:r>
-      <w:r>
-        <w:rPr>
-          <w:rFonts w:hint="eastAsia"/>
-          <w:color w:val="0000FF"/>
-          <w:sz w:val="28"/>
-          <w:szCs w:val="32"/>
-          <w:lang w:val="en-US" w:eastAsia="zh-CN"/>
-        </w:rPr>
-        <w:t>作答结果，并且在作答结果的页面进行批改（如有）</w:t>
+        <w:t>教师需要能够看到每个学生的作业/考试作答结果，并且在作答结果的页面进行批改（如有）</w:t>
       </w:r>
     </w:p>
     <w:p>
@@ -2251,37 +2220,66 @@
         </w:rPr>
         <w:t>班级和课程无法删除</w:t>
       </w:r>
-    </w:p>
-    <w:p>
-      <w:pPr>
-        <w:pStyle w:val="4"/>
-        <w:numPr>
-          <w:ilvl w:val="0"/>
-          <w:numId w:val="0"/>
-        </w:numPr>
-        <w:ind w:left="360" w:leftChars="0" w:hanging="360" w:firstLineChars="0"/>
-        <w:rPr>
-          <w:rFonts w:hint="default" w:eastAsia="宋体" w:cs="Segoe UI" w:asciiTheme="minorHAnsi" w:hAnsiTheme="minorHAnsi"/>
-          <w:color w:val="0000FF"/>
-          <w:kern w:val="2"/>
-          <w:sz w:val="28"/>
-          <w:szCs w:val="32"/>
-          <w:lang w:val="en-US" w:eastAsia="zh-CN" w:bidi="ar-SA"/>
-        </w:rPr>
-      </w:pPr>
-      <w:r>
-        <w:rPr>
-          <w:rFonts w:hint="eastAsia" w:cs="Segoe UI"/>
-          <w:color w:val="0000FF"/>
-          <w:kern w:val="2"/>
-          <w:sz w:val="28"/>
-          <w:szCs w:val="32"/>
-          <w:lang w:val="en-US" w:eastAsia="zh-CN" w:bidi="ar-SA"/>
-        </w:rPr>
-        <w:t>8.增加系统使用token量记录、统计功能，问答对话记录、统计</w:t>
-      </w:r>
       <w:bookmarkStart w:id="0" w:name="_GoBack"/>
       <w:bookmarkEnd w:id="0"/>
+    </w:p>
+    <w:p>
+      <w:pPr>
+        <w:pStyle w:val="4"/>
+        <w:numPr>
+          <w:ilvl w:val="0"/>
+          <w:numId w:val="0"/>
+        </w:numPr>
+        <w:ind w:left="360" w:leftChars="0" w:hanging="360" w:firstLineChars="0"/>
+        <w:rPr>
+          <w:rFonts w:hint="eastAsia" w:cs="Segoe UI"/>
+          <w:color w:val="auto"/>
+          <w:kern w:val="2"/>
+          <w:sz w:val="28"/>
+          <w:szCs w:val="32"/>
+          <w:lang w:val="en-US" w:eastAsia="zh-CN" w:bidi="ar-SA"/>
+        </w:rPr>
+      </w:pPr>
+      <w:r>
+        <w:rPr>
+          <w:rFonts w:hint="eastAsia" w:cs="Segoe UI"/>
+          <w:color w:val="auto"/>
+          <w:kern w:val="2"/>
+          <w:sz w:val="28"/>
+          <w:szCs w:val="32"/>
+          <w:lang w:val="en-US" w:eastAsia="zh-CN" w:bidi="ar-SA"/>
+        </w:rPr>
+        <w:t>8.增加系统使用token量记录、统计功能，问答对话记录、统计</w:t>
+      </w:r>
+    </w:p>
+    <w:p>
+      <w:pPr>
+        <w:pStyle w:val="4"/>
+        <w:numPr>
+          <w:ilvl w:val="0"/>
+          <w:numId w:val="0"/>
+        </w:numPr>
+        <w:ind w:left="360" w:leftChars="0" w:hanging="360" w:firstLineChars="0"/>
+        <w:rPr>
+          <w:rFonts w:hint="default" w:cs="Segoe UI"/>
+          <w:color w:val="auto"/>
+          <w:kern w:val="2"/>
+          <w:sz w:val="28"/>
+          <w:szCs w:val="32"/>
+          <w:lang w:val="en-US" w:eastAsia="zh-CN" w:bidi="ar-SA"/>
+        </w:rPr>
+      </w:pPr>
+      <w:r>
+        <w:rPr>
+          <w:rFonts w:hint="eastAsia" w:cs="Segoe UI"/>
+          <w:color w:val="auto"/>
+          <w:kern w:val="2"/>
+          <w:sz w:val="28"/>
+          <w:szCs w:val="32"/>
+          <w:lang w:val="en-US" w:eastAsia="zh-CN" w:bidi="ar-SA"/>
+        </w:rPr>
+        <w:t>9.教学监管部分的功能太弱，只有可读且可读内容太少太浅</w:t>
+      </w:r>
     </w:p>
     <w:p>
       <w:pPr>
